--- a/chapters/09-measurement-bias.docx
+++ b/chapters/09-measurement-bias.docx
@@ -7900,10 +7900,12 @@
             <m:oMath>
               <m:r>
                 <m:rPr>
-                  <m:nor/>
                   <m:sty m:val="p"/>
                 </m:rPr>
                 <m:t>E</m:t>
+              </m:r>
+              <m:r>
+                <m:t>​</m:t>
               </m:r>
               <m:d>
                 <m:dPr>
@@ -7927,6 +7929,9 @@
                   </m:sSup>
                 </m:e>
               </m:d>
+              <m:r>
+                <m:t>​</m:t>
+              </m:r>
             </m:oMath>
             <w:r>
               <w:t xml:space="preserve"> </w:t>
@@ -8083,10 +8088,12 @@
               <m:oMath>
                 <m:r>
                   <m:rPr>
-                    <m:nor/>
                     <m:sty m:val="p"/>
                   </m:rPr>
                   <m:t>E</m:t>
+                </m:r>
+                <m:r>
+                  <m:t>​</m:t>
                 </m:r>
                 <m:d>
                   <m:dPr>
@@ -8110,6 +8117,9 @@
                     </m:sSup>
                   </m:e>
                 </m:d>
+                <m:r>
+                  <m:t>​</m:t>
+                </m:r>
                 <m:r>
                   <m:rPr>
                     <m:sty m:val="p"/>
@@ -8216,13 +8226,15 @@
                   <m:e>
                     <m:r>
                       <m:rPr>
-                        <m:nor/>
                         <m:sty m:val="p"/>
                       </m:rPr>
                       <m:t>E</m:t>
                     </m:r>
                   </m:e>
                 </m:nary>
+                <m:r>
+                  <m:t>​</m:t>
+                </m:r>
                 <m:d>
                   <m:dPr>
                     <m:begChr m:val="["/>
@@ -8285,6 +8297,9 @@
                   </m:e>
                 </m:d>
                 <m:r>
+                  <m:t>​</m:t>
+                </m:r>
+                <m:r>
                   <m:rPr>
                     <m:sty m:val="p"/>
                   </m:rPr>
@@ -8487,10 +8502,12 @@
             <m:oMath>
               <m:r>
                 <m:rPr>
-                  <m:nor/>
                   <m:sty m:val="p"/>
                 </m:rPr>
                 <m:t>E</m:t>
+              </m:r>
+              <m:r>
+                <m:t>​</m:t>
               </m:r>
               <m:d>
                 <m:dPr>
@@ -8514,6 +8531,9 @@
                   </m:sSup>
                 </m:e>
               </m:d>
+              <m:r>
+                <m:t>​</m:t>
+              </m:r>
             </m:oMath>
             <w:r>
               <w:t xml:space="preserve"> </w:t>

--- a/chapters/09-measurement-bias.docx
+++ b/chapters/09-measurement-bias.docx
@@ -7900,6 +7900,7 @@
             <m:oMath>
               <m:r>
                 <m:rPr>
+                  <m:scr m:val="double-struck"/>
                   <m:sty m:val="p"/>
                 </m:rPr>
                 <m:t>E</m:t>
@@ -8088,6 +8089,7 @@
               <m:oMath>
                 <m:r>
                   <m:rPr>
+                    <m:scr m:val="double-struck"/>
                     <m:sty m:val="p"/>
                   </m:rPr>
                   <m:t>E</m:t>
@@ -8226,79 +8228,80 @@
                   <m:e>
                     <m:r>
                       <m:rPr>
+                        <m:scr m:val="double-struck"/>
                         <m:sty m:val="p"/>
                       </m:rPr>
                       <m:t>E</m:t>
                     </m:r>
-                  </m:e>
-                </m:nary>
-                <m:r>
-                  <m:t>​</m:t>
-                </m:r>
-                <m:d>
-                  <m:dPr>
-                    <m:begChr m:val="["/>
-                    <m:sepChr m:val=""/>
-                    <m:endChr m:val="]"/>
-                    <m:grow/>
-                  </m:dPr>
-                  <m:e>
                     <m:r>
-                      <m:t>Y</m:t>
+                      <m:t>​</m:t>
                     </m:r>
-                    <m:r>
-                      <m:rPr>
-                        <m:sty m:val="p"/>
-                      </m:rPr>
-                      <m:t>∣</m:t>
-                    </m:r>
-                    <m:r>
-                      <m:t>A</m:t>
-                    </m:r>
-                    <m:r>
-                      <m:rPr>
-                        <m:sty m:val="p"/>
-                      </m:rPr>
-                      <m:t>=</m:t>
-                    </m:r>
-                    <m:r>
-                      <m:t>a</m:t>
-                    </m:r>
-                    <m:r>
-                      <m:rPr>
-                        <m:sty m:val="p"/>
-                      </m:rPr>
-                      <m:t>,</m:t>
-                    </m:r>
-                    <m:r>
-                      <m:t>L</m:t>
-                    </m:r>
-                    <m:r>
-                      <m:rPr>
-                        <m:sty m:val="p"/>
-                      </m:rPr>
-                      <m:t>=</m:t>
-                    </m:r>
-                    <m:sSup>
+                    <m:d>
+                      <m:dPr>
+                        <m:begChr m:val="["/>
+                        <m:sepChr m:val=""/>
+                        <m:endChr m:val="]"/>
+                        <m:grow/>
+                      </m:dPr>
                       <m:e>
                         <m:r>
-                          <m:t>l</m:t>
+                          <m:t>Y</m:t>
                         </m:r>
-                      </m:e>
-                      <m:sup>
                         <m:r>
                           <m:rPr>
                             <m:sty m:val="p"/>
                           </m:rPr>
-                          <m:t>′</m:t>
+                          <m:t>∣</m:t>
                         </m:r>
-                      </m:sup>
-                    </m:sSup>
+                        <m:r>
+                          <m:t>A</m:t>
+                        </m:r>
+                        <m:r>
+                          <m:rPr>
+                            <m:sty m:val="p"/>
+                          </m:rPr>
+                          <m:t>=</m:t>
+                        </m:r>
+                        <m:r>
+                          <m:t>a</m:t>
+                        </m:r>
+                        <m:r>
+                          <m:rPr>
+                            <m:sty m:val="p"/>
+                          </m:rPr>
+                          <m:t>,</m:t>
+                        </m:r>
+                        <m:r>
+                          <m:t>L</m:t>
+                        </m:r>
+                        <m:r>
+                          <m:rPr>
+                            <m:sty m:val="p"/>
+                          </m:rPr>
+                          <m:t>=</m:t>
+                        </m:r>
+                        <m:sSup>
+                          <m:e>
+                            <m:r>
+                              <m:t>l</m:t>
+                            </m:r>
+                          </m:e>
+                          <m:sup>
+                            <m:r>
+                              <m:rPr>
+                                <m:sty m:val="p"/>
+                              </m:rPr>
+                              <m:t>′</m:t>
+                            </m:r>
+                          </m:sup>
+                        </m:sSup>
+                      </m:e>
+                    </m:d>
+                    <m:r>
+                      <m:t>​</m:t>
+                    </m:r>
                   </m:e>
-                </m:d>
-                <m:r>
-                  <m:t>​</m:t>
-                </m:r>
+                </m:nary>
                 <m:r>
                   <m:rPr>
                     <m:sty m:val="p"/>
@@ -8502,6 +8505,7 @@
             <m:oMath>
               <m:r>
                 <m:rPr>
+                  <m:scr m:val="double-struck"/>
                   <m:sty m:val="p"/>
                 </m:rPr>
                 <m:t>E</m:t>
